--- a/data/testcase_uc3_v2/03_policy_khoan_chi/03_policy_khoan_chi-tc09_ngay_chi_chua_xac_dinh/hoa_don_0001909.docx
+++ b/data/testcase_uc3_v2/03_policy_khoan_chi/03_policy_khoan_chi-tc09_ngay_chi_chua_xac_dinh/hoa_don_0001909.docx
@@ -940,7 +940,7 @@
         <w:jc w:val="center"/>
       </w:pPr>
       <w:r>
-        <w:t>Mã tra cứu hóa đơn: BN-0001909 | DỮ LIỆU GIẢ LẬP DÙNG CHO KIỂM THỬ - KHÔNG CÓ GIÁ TRỊ PHÁP LÝ</w:t>
+        <w:t>Mã tra cứu hóa đơn: BN-0001909</w:t>
       </w:r>
     </w:p>
     <w:sectPr>
